--- a/TS-Kramam/TS-1.4/TS 1.4 Malayalam Krama Paatam Corrections.docx
+++ b/TS-Kramam/TS-1.4/TS 1.4 Malayalam Krama Paatam Corrections.docx
@@ -112,7 +112,27 @@
           <w:szCs w:val="32"/>
           <w:u w:val="single"/>
         </w:rPr>
-        <w:t>31st Jan 2026</w:t>
+        <w:t xml:space="preserve">31st </w:t>
+      </w:r>
+      <w:r>
+        <w:rPr>
+          <w:b/>
+          <w:bCs/>
+          <w:sz w:val="32"/>
+          <w:szCs w:val="32"/>
+          <w:u w:val="single"/>
+        </w:rPr>
+        <w:t>May</w:t>
+      </w:r>
+      <w:r>
+        <w:rPr>
+          <w:b/>
+          <w:bCs/>
+          <w:sz w:val="32"/>
+          <w:szCs w:val="32"/>
+          <w:u w:val="single"/>
+        </w:rPr>
+        <w:t xml:space="preserve"> 2026</w:t>
       </w:r>
     </w:p>
     <w:p>
@@ -7223,7 +7243,16 @@
           <w:bCs/>
           <w:sz w:val="32"/>
         </w:rPr>
-        <w:t>replaced with</w:t>
+        <w:t xml:space="preserve">replaced </w:t>
+      </w:r>
+      <w:proofErr w:type="gramStart"/>
+      <w:r>
+        <w:rPr>
+          <w:b/>
+          <w:bCs/>
+          <w:sz w:val="32"/>
+        </w:rPr>
+        <w:t>with</w:t>
       </w:r>
       <w:r>
         <w:rPr>
@@ -7243,7 +7272,29 @@
           <w:szCs w:val="40"/>
           <w:lang w:val="en-IN" w:eastAsia="en-IN"/>
         </w:rPr>
-        <w:t xml:space="preserve">"q§T"  </w:t>
+        <w:t>"</w:t>
+      </w:r>
+      <w:proofErr w:type="gramEnd"/>
+      <w:r>
+        <w:rPr>
+          <w:rFonts w:ascii="BRH Malayalam" w:hAnsi="BRH Malayalam" w:cs="BRH Malayalam"/>
+          <w:color w:val="000000"/>
+          <w:sz w:val="40"/>
+          <w:szCs w:val="40"/>
+          <w:lang w:val="en-IN" w:eastAsia="en-IN"/>
+        </w:rPr>
+        <w:t>q§T</w:t>
+      </w:r>
+      <w:proofErr w:type="gramStart"/>
+      <w:r>
+        <w:rPr>
+          <w:rFonts w:ascii="BRH Malayalam" w:hAnsi="BRH Malayalam" w:cs="BRH Malayalam"/>
+          <w:color w:val="000000"/>
+          <w:sz w:val="40"/>
+          <w:szCs w:val="40"/>
+          <w:lang w:val="en-IN" w:eastAsia="en-IN"/>
+        </w:rPr>
+        <w:t xml:space="preserve">"  </w:t>
       </w:r>
       <w:r>
         <w:rPr>
@@ -7251,7 +7302,16 @@
           <w:bCs/>
           <w:sz w:val="32"/>
         </w:rPr>
-        <w:t>wherever applicable</w:t>
+        <w:t>wherever</w:t>
+      </w:r>
+      <w:proofErr w:type="gramEnd"/>
+      <w:r>
+        <w:rPr>
+          <w:b/>
+          <w:bCs/>
+          <w:sz w:val="32"/>
+        </w:rPr>
+        <w:t xml:space="preserve"> applicable</w:t>
       </w:r>
     </w:p>
     <w:p>
@@ -8611,8 +8671,19 @@
                 <w:sz w:val="40"/>
                 <w:szCs w:val="40"/>
               </w:rPr>
-              <w:t>qûb—ª.qZ</w:t>
-            </w:r>
+              <w:t>qûb—</w:t>
+            </w:r>
+            <w:proofErr w:type="gramStart"/>
+            <w:r>
+              <w:rPr>
+                <w:rFonts w:ascii="BRH Malayalam Extra" w:hAnsi="BRH Malayalam Extra" w:cs="BRH Malayalam Extra"/>
+                <w:color w:val="000000"/>
+                <w:sz w:val="40"/>
+                <w:szCs w:val="40"/>
+              </w:rPr>
+              <w:t>ª.qZ</w:t>
+            </w:r>
+            <w:proofErr w:type="gramEnd"/>
             <w:r>
               <w:rPr>
                 <w:rFonts w:ascii="BRH Malayalam Extra" w:hAnsi="BRH Malayalam Extra" w:cs="BRH Malayalam Extra"/>
@@ -8764,8 +8835,19 @@
                 <w:sz w:val="40"/>
                 <w:szCs w:val="40"/>
               </w:rPr>
-              <w:t>qûb—ª.qZ</w:t>
-            </w:r>
+              <w:t>qûb—</w:t>
+            </w:r>
+            <w:proofErr w:type="gramStart"/>
+            <w:r>
+              <w:rPr>
+                <w:rFonts w:ascii="BRH Malayalam Extra" w:hAnsi="BRH Malayalam Extra" w:cs="BRH Malayalam Extra"/>
+                <w:color w:val="000000"/>
+                <w:sz w:val="40"/>
+                <w:szCs w:val="40"/>
+              </w:rPr>
+              <w:t>ª.qZ</w:t>
+            </w:r>
+            <w:proofErr w:type="gramEnd"/>
             <w:r>
               <w:rPr>
                 <w:rFonts w:ascii="BRH Malayalam Extra" w:hAnsi="BRH Malayalam Extra" w:cs="BRH Malayalam Extra"/>
